--- a/各类表格/4.2 网络设备配置核查/素材4：实践任务2——交换机配置导出（华为 S5720-28X-SI）.docx
+++ b/各类表格/4.2 网络设备配置核查/素材4：实践任务2——交换机配置导出（华为 S5720-28X-SI）.docx
@@ -14,7 +14,7 @@
           <w:color w:val="0D47A1"/>
           <w:sz w:val="32"/>
         </w:rPr>
-        <w:t>素材4：实践任务2——交换机配置导出（华为 S5720-28X-SI）</w:t>
+        <w:t xml:space="preserve">素材4：实践任务2——交换机配置导出（华为 S5720-28X-SI）（学生版 · 无判读标注）</w:t>
       </w:r>
     </w:p>
     <w:p>
@@ -396,14 +396,8 @@
             <w:pPr>
               <w:spacing w:before="20" w:after="20"/>
             </w:pPr>
-            <w:r/>
             <w:r>
-              <w:rPr>
-                <w:rFonts w:ascii="宋体" w:hAnsi="宋体" w:eastAsia="宋体"/>
-                <w:b w:val="0"/>
-                <w:sz w:val="19"/>
-              </w:rPr>
-              <w:t>本文件为教学模拟配置，命令语法参照华为 S5700 系列回显；标注仅供对照。</w:t>
+              <w:t xml:space="preserve">本文件为教学模拟配置，命令语法参照华为 S5700 系列回显；配置中不含任何判读标注，请依据 GB/T 22239-2019 自行逐行核查。</w:t>
             </w:r>
           </w:p>
         </w:tc>
@@ -421,6 +415,20 @@
           <w:sz w:val="24"/>
         </w:rPr>
         <w:t>二、配置导出回显（display current-configuration 节选）</w:t>
+      </w:r>
+    </w:p>
+    <w:p>
+      <w:pPr>
+        <w:spacing w:before="200" w:after="120"/>
+      </w:pPr>
+      <w:r>
+        <w:rPr>
+          <w:rFonts w:ascii="宋体" w:hAnsi="宋体" w:eastAsia="宋体"/>
+          <w:b/>
+          <w:color w:val="0D47A1"/>
+          <w:sz w:val="24"/>
+        </w:rPr>
+        <w:t xml:space="preserve">说明：以下为设备原始回显，未做任何判读标注，请自行逐行核查并给出判定。</w:t>
       </w:r>
     </w:p>
     <w:p>
@@ -560,7 +568,7 @@
           <w:b w:val="0"/>
           <w:sz w:val="18"/>
         </w:rPr>
-        <w:t xml:space="preserve"> stp bpdu-protection                          # ✅ 已开启 BPDU 保护（防 STP 攻击）</w:t>
+        <w:t xml:space="preserve"> stp bpdu-protection</w:t>
       </w:r>
     </w:p>
     <w:p>
@@ -636,7 +644,7 @@
           <w:b w:val="0"/>
           <w:sz w:val="18"/>
         </w:rPr>
-        <w:t xml:space="preserve">  local-user huawei privilege level 15        # ❌ 出厂默认账号 huawei 未重命名</w:t>
+        <w:t xml:space="preserve">  local-user huawei privilege level 15</w:t>
       </w:r>
     </w:p>
     <w:p>
@@ -651,7 +659,7 @@
           <w:b w:val="0"/>
           <w:sz w:val="18"/>
         </w:rPr>
-        <w:t xml:space="preserve">  local-user huawei service-type telnet http  # ❌ 允许明文 Telnet / HTTP 登录</w:t>
+        <w:t xml:space="preserve">  local-user huawei service-type telnet http</w:t>
       </w:r>
     </w:p>
     <w:p>
@@ -697,7 +705,7 @@
           <w:b w:val="0"/>
           <w:sz w:val="18"/>
         </w:rPr>
-        <w:t xml:space="preserve">  snmp-agent sys-info version v2c             # ❌ 仍在使用 SNMPv2c</w:t>
+        <w:t xml:space="preserve">  snmp-agent sys-info version v2c</w:t>
       </w:r>
     </w:p>
     <w:p>
@@ -712,7 +720,7 @@
           <w:b w:val="0"/>
           <w:sz w:val="18"/>
         </w:rPr>
-        <w:t xml:space="preserve">  snmp-agent community read cipher %^%#public%^%#   # ❌ 团体字为 public</w:t>
+        <w:t xml:space="preserve">  snmp-agent community read cipher %^%#public%^%#</w:t>
       </w:r>
     </w:p>
     <w:p>
@@ -743,7 +751,7 @@
           <w:b w:val="0"/>
           <w:sz w:val="18"/>
         </w:rPr>
-        <w:t xml:space="preserve"> info-center enable                           # ✅ 日志功能已启用</w:t>
+        <w:t xml:space="preserve"> info-center enable</w:t>
       </w:r>
     </w:p>
     <w:p>
@@ -758,7 +766,7 @@
           <w:b w:val="0"/>
           <w:sz w:val="18"/>
         </w:rPr>
-        <w:t xml:space="preserve">  info-center logfile save-time 60            # ❌ 日志仅保存 60 天，不足 180 天</w:t>
+        <w:t xml:space="preserve">  info-center logfile save-time 60</w:t>
       </w:r>
     </w:p>
     <w:p>
@@ -819,7 +827,7 @@
           <w:b w:val="0"/>
           <w:sz w:val="18"/>
         </w:rPr>
-        <w:t xml:space="preserve">  rule 20 deny ip                              # ✅ 末尾默认拒绝</w:t>
+        <w:t xml:space="preserve">  rule 20 deny ip</w:t>
       </w:r>
     </w:p>
     <w:p>
@@ -881,22 +889,6 @@
           <w:color w:val="1B5E20"/>
           <w:sz w:val="18"/>
         </w:rPr>
-        <w:t xml:space="preserve">  # ❌ 管理 VLAN 未绑定管理面 ACL，任意网段可达</w:t>
-      </w:r>
-    </w:p>
-    <w:p>
-      <w:pPr>
-        <w:spacing w:before="0" w:after="0" w:line="240" w:lineRule="auto"/>
-        <w:ind w:left="170"/>
-        <w:shd w:val="clear" w:fill="F7F7F7"/>
-      </w:pPr>
-      <w:r>
-        <w:rPr>
-          <w:rFonts w:ascii="Consolas" w:hAnsi="Consolas" w:eastAsia="宋体"/>
-          <w:b w:val="0"/>
-          <w:color w:val="1B5E20"/>
-          <w:sz w:val="18"/>
-        </w:rPr>
         <w:t>#</w:t>
       </w:r>
     </w:p>
@@ -942,7 +934,7 @@
           <w:b w:val="0"/>
           <w:sz w:val="18"/>
         </w:rPr>
-        <w:t xml:space="preserve">  traffic-filter inbound acl 3000              # ✅ 服务器 VLAN 已做入向访问控制</w:t>
+        <w:t xml:space="preserve">  traffic-filter inbound acl 3000</w:t>
       </w:r>
     </w:p>
     <w:p>
@@ -989,22 +981,6 @@
           <w:sz w:val="18"/>
         </w:rPr>
         <w:t xml:space="preserve">  ip address 10.0.3.1 255.255.255.0</w:t>
-      </w:r>
-    </w:p>
-    <w:p>
-      <w:pPr>
-        <w:spacing w:before="0" w:after="0" w:line="240" w:lineRule="auto"/>
-        <w:ind w:left="170"/>
-        <w:shd w:val="clear" w:fill="F7F7F7"/>
-      </w:pPr>
-      <w:r>
-        <w:rPr>
-          <w:rFonts w:ascii="Consolas" w:hAnsi="Consolas" w:eastAsia="宋体"/>
-          <w:b w:val="0"/>
-          <w:color w:val="1B5E20"/>
-          <w:sz w:val="18"/>
-        </w:rPr>
-        <w:t xml:space="preserve">  # ❌ 办公 VLAN 无任何访问控制</w:t>
       </w:r>
     </w:p>
     <w:p>
@@ -1112,22 +1088,6 @@
           <w:color w:val="1B5E20"/>
           <w:sz w:val="18"/>
         </w:rPr>
-        <w:t xml:space="preserve">  # ❌ 空闲端口未执行 shutdown，插上网线即可接入</w:t>
-      </w:r>
-    </w:p>
-    <w:p>
-      <w:pPr>
-        <w:spacing w:before="0" w:after="0" w:line="240" w:lineRule="auto"/>
-        <w:ind w:left="170"/>
-        <w:shd w:val="clear" w:fill="F7F7F7"/>
-      </w:pPr>
-      <w:r>
-        <w:rPr>
-          <w:rFonts w:ascii="Consolas" w:hAnsi="Consolas" w:eastAsia="宋体"/>
-          <w:b w:val="0"/>
-          <w:color w:val="1B5E20"/>
-          <w:sz w:val="18"/>
-        </w:rPr>
         <w:t>#</w:t>
       </w:r>
     </w:p>
@@ -1143,7 +1103,7 @@
           <w:b w:val="0"/>
           <w:sz w:val="18"/>
         </w:rPr>
-        <w:t xml:space="preserve"> telnet server enable                           # ❌ 明文 Telnet 已开启</w:t>
+        <w:t xml:space="preserve"> telnet server enable</w:t>
       </w:r>
     </w:p>
     <w:p>
@@ -1158,7 +1118,7 @@
           <w:b w:val="0"/>
           <w:sz w:val="18"/>
         </w:rPr>
-        <w:t xml:space="preserve"> stelnet server enable                          # ✅ SSH（stelnet）已开启</w:t>
+        <w:t xml:space="preserve"> stelnet server enable</w:t>
       </w:r>
     </w:p>
     <w:p>
@@ -1194,900 +1154,64 @@
     </w:p>
     <w:p>
       <w:pPr>
-        <w:spacing w:before="200" w:after="120"/>
+        <w:spacing w:before="0" w:after="0" w:line="240" w:lineRule="auto"/>
+        <w:ind w:left="170"/>
+        <w:shd w:val="clear" w:fill="F7F7F7"/>
       </w:pPr>
       <w:r>
         <w:rPr>
-          <w:rFonts w:ascii="宋体" w:hAnsi="宋体" w:eastAsia="宋体"/>
-          <w:b/>
-          <w:color w:val="0D47A1"/>
-          <w:sz w:val="24"/>
+          <w:rFonts w:ascii="Consolas" w:hAnsi="Consolas" w:eastAsia="宋体"/>
+          <w:b w:val="0"/>
+          <w:sz w:val="18"/>
         </w:rPr>
-        <w:t>三、问题分析（供填表对照）</w:t>
+        <w:t xml:space="preserve">三、填表要求</w:t>
       </w:r>
     </w:p>
-    <w:tbl>
-      <w:tblPr>
-        <w:tblStyle w:val="TableGrid"/>
-        <w:tblW w:type="auto" w:w="0"/>
-        <w:jc w:val="center"/>
-        <w:tblLayout w:type="fixed"/>
-        <w:tblLook w:firstColumn="1" w:firstRow="1" w:lastColumn="0" w:lastRow="0" w:noHBand="0" w:noVBand="1" w:val="04A0"/>
-        <w:tblLayout w:type="fixed"/>
-      </w:tblPr>
-      <w:tblGrid>
-        <w:gridCol w:w="2493"/>
-        <w:gridCol w:w="2493"/>
-        <w:gridCol w:w="2493"/>
-        <w:gridCol w:w="2493"/>
-      </w:tblGrid>
-      <w:tr>
-        <w:tc>
-          <w:tcPr>
-            <w:tcW w:type="dxa" w:w="850"/>
-            <w:shd w:val="clear" w:fill="D9E2F3"/>
-          </w:tcPr>
-          <w:p>
-            <w:pPr>
-              <w:spacing w:before="20" w:after="20"/>
-              <w:jc w:val="center"/>
-            </w:pPr>
-            <w:r/>
-            <w:r>
-              <w:rPr>
-                <w:rFonts w:ascii="宋体" w:hAnsi="宋体" w:eastAsia="宋体"/>
-                <w:b/>
-                <w:sz w:val="18"/>
-              </w:rPr>
-              <w:t>序号</w:t>
-            </w:r>
-          </w:p>
-        </w:tc>
-        <w:tc>
-          <w:tcPr>
-            <w:tcW w:type="dxa" w:w="3969"/>
-            <w:shd w:val="clear" w:fill="D9E2F3"/>
-          </w:tcPr>
-          <w:p>
-            <w:pPr>
-              <w:spacing w:before="20" w:after="20"/>
-              <w:jc w:val="center"/>
-            </w:pPr>
-            <w:r/>
-            <w:r>
-              <w:rPr>
-                <w:rFonts w:ascii="宋体" w:hAnsi="宋体" w:eastAsia="宋体"/>
-                <w:b/>
-                <w:sz w:val="18"/>
-              </w:rPr>
-              <w:t>问题</w:t>
-            </w:r>
-          </w:p>
-        </w:tc>
-        <w:tc>
-          <w:tcPr>
-            <w:tcW w:type="dxa" w:w="1361"/>
-            <w:shd w:val="clear" w:fill="D9E2F3"/>
-          </w:tcPr>
-          <w:p>
-            <w:pPr>
-              <w:spacing w:before="20" w:after="20"/>
-              <w:jc w:val="center"/>
-            </w:pPr>
-            <w:r/>
-            <w:r>
-              <w:rPr>
-                <w:rFonts w:ascii="宋体" w:hAnsi="宋体" w:eastAsia="宋体"/>
-                <w:b/>
-                <w:sz w:val="18"/>
-              </w:rPr>
-              <w:t>合规性</w:t>
-            </w:r>
-          </w:p>
-        </w:tc>
-        <w:tc>
-          <w:tcPr>
-            <w:tcW w:type="dxa" w:w="3458"/>
-            <w:shd w:val="clear" w:fill="D9E2F3"/>
-          </w:tcPr>
-          <w:p>
-            <w:pPr>
-              <w:spacing w:before="20" w:after="20"/>
-              <w:jc w:val="center"/>
-            </w:pPr>
-            <w:r/>
-            <w:r>
-              <w:rPr>
-                <w:rFonts w:ascii="宋体" w:hAnsi="宋体" w:eastAsia="宋体"/>
-                <w:b/>
-                <w:sz w:val="18"/>
-              </w:rPr>
-              <w:t>说明</w:t>
-            </w:r>
-          </w:p>
-        </w:tc>
-      </w:tr>
-      <w:tr>
-        <w:tc>
-          <w:tcPr>
-            <w:tcW w:type="dxa" w:w="850"/>
-          </w:tcPr>
-          <w:p>
-            <w:pPr>
-              <w:spacing w:before="20" w:after="20"/>
-            </w:pPr>
-            <w:r/>
-            <w:r>
-              <w:rPr>
-                <w:rFonts w:ascii="宋体" w:hAnsi="宋体" w:eastAsia="宋体"/>
-                <w:b w:val="0"/>
-                <w:sz w:val="18"/>
-              </w:rPr>
-              <w:t>1</w:t>
-            </w:r>
-          </w:p>
-        </w:tc>
-        <w:tc>
-          <w:tcPr>
-            <w:tcW w:type="dxa" w:w="3969"/>
-          </w:tcPr>
-          <w:p>
-            <w:pPr>
-              <w:spacing w:before="20" w:after="20"/>
-            </w:pPr>
-            <w:r/>
-            <w:r>
-              <w:rPr>
-                <w:rFonts w:ascii="宋体" w:hAnsi="宋体" w:eastAsia="宋体"/>
-                <w:b w:val="0"/>
-                <w:sz w:val="18"/>
-              </w:rPr>
-              <w:t>出厂默认账号 huawei 未重命名</w:t>
-            </w:r>
-          </w:p>
-        </w:tc>
-        <w:tc>
-          <w:tcPr>
-            <w:tcW w:type="dxa" w:w="1361"/>
-          </w:tcPr>
-          <w:p>
-            <w:pPr>
-              <w:spacing w:before="20" w:after="20"/>
-            </w:pPr>
-            <w:r/>
-            <w:r>
-              <w:rPr>
-                <w:rFonts w:ascii="宋体" w:hAnsi="宋体" w:eastAsia="宋体"/>
-                <w:b w:val="0"/>
-                <w:sz w:val="18"/>
-              </w:rPr>
-              <w:t>❌ 不符合</w:t>
-            </w:r>
-          </w:p>
-        </w:tc>
-        <w:tc>
-          <w:tcPr>
-            <w:tcW w:type="dxa" w:w="3458"/>
-          </w:tcPr>
-          <w:p>
-            <w:pPr>
-              <w:spacing w:before="20" w:after="20"/>
-            </w:pPr>
-            <w:r/>
-            <w:r>
-              <w:rPr>
-                <w:rFonts w:ascii="宋体" w:hAnsi="宋体" w:eastAsia="宋体"/>
-                <w:b w:val="0"/>
-                <w:sz w:val="18"/>
-              </w:rPr>
-              <w:t>默认账号应重命名或删除，降低被定向爆破的风险</w:t>
-            </w:r>
-          </w:p>
-        </w:tc>
-      </w:tr>
-      <w:tr>
-        <w:tc>
-          <w:tcPr>
-            <w:tcW w:type="dxa" w:w="850"/>
-          </w:tcPr>
-          <w:p>
-            <w:pPr>
-              <w:spacing w:before="20" w:after="20"/>
-            </w:pPr>
-            <w:r/>
-            <w:r>
-              <w:rPr>
-                <w:rFonts w:ascii="宋体" w:hAnsi="宋体" w:eastAsia="宋体"/>
-                <w:b w:val="0"/>
-                <w:sz w:val="18"/>
-              </w:rPr>
-              <w:t>2</w:t>
-            </w:r>
-          </w:p>
-        </w:tc>
-        <w:tc>
-          <w:tcPr>
-            <w:tcW w:type="dxa" w:w="3969"/>
-          </w:tcPr>
-          <w:p>
-            <w:pPr>
-              <w:spacing w:before="20" w:after="20"/>
-            </w:pPr>
-            <w:r/>
-            <w:r>
-              <w:rPr>
-                <w:rFonts w:ascii="宋体" w:hAnsi="宋体" w:eastAsia="宋体"/>
-                <w:b w:val="0"/>
-                <w:sz w:val="18"/>
-              </w:rPr>
-              <w:t>SNMPv2c + community public</w:t>
-            </w:r>
-          </w:p>
-        </w:tc>
-        <w:tc>
-          <w:tcPr>
-            <w:tcW w:type="dxa" w:w="1361"/>
-          </w:tcPr>
-          <w:p>
-            <w:pPr>
-              <w:spacing w:before="20" w:after="20"/>
-            </w:pPr>
-            <w:r/>
-            <w:r>
-              <w:rPr>
-                <w:rFonts w:ascii="宋体" w:hAnsi="宋体" w:eastAsia="宋体"/>
-                <w:b w:val="0"/>
-                <w:sz w:val="18"/>
-              </w:rPr>
-              <w:t>❌ 不符合</w:t>
-            </w:r>
-          </w:p>
-        </w:tc>
-        <w:tc>
-          <w:tcPr>
-            <w:tcW w:type="dxa" w:w="3458"/>
-          </w:tcPr>
-          <w:p>
-            <w:pPr>
-              <w:spacing w:before="20" w:after="20"/>
-            </w:pPr>
-            <w:r/>
-            <w:r>
-              <w:rPr>
-                <w:rFonts w:ascii="宋体" w:hAnsi="宋体" w:eastAsia="宋体"/>
-                <w:b w:val="0"/>
-                <w:sz w:val="18"/>
-              </w:rPr>
-              <w:t>应升级 SNMPv3，删除 public/private 团体字</w:t>
-            </w:r>
-          </w:p>
-        </w:tc>
-      </w:tr>
-      <w:tr>
-        <w:tc>
-          <w:tcPr>
-            <w:tcW w:type="dxa" w:w="850"/>
-          </w:tcPr>
-          <w:p>
-            <w:pPr>
-              <w:spacing w:before="20" w:after="20"/>
-            </w:pPr>
-            <w:r/>
-            <w:r>
-              <w:rPr>
-                <w:rFonts w:ascii="宋体" w:hAnsi="宋体" w:eastAsia="宋体"/>
-                <w:b w:val="0"/>
-                <w:sz w:val="18"/>
-              </w:rPr>
-              <w:t>3</w:t>
-            </w:r>
-          </w:p>
-        </w:tc>
-        <w:tc>
-          <w:tcPr>
-            <w:tcW w:type="dxa" w:w="3969"/>
-          </w:tcPr>
-          <w:p>
-            <w:pPr>
-              <w:spacing w:before="20" w:after="20"/>
-            </w:pPr>
-            <w:r/>
-            <w:r>
-              <w:rPr>
-                <w:rFonts w:ascii="宋体" w:hAnsi="宋体" w:eastAsia="宋体"/>
-                <w:b w:val="0"/>
-                <w:sz w:val="18"/>
-              </w:rPr>
-              <w:t>管理 VLAN（Vlanif10）无访问控制</w:t>
-            </w:r>
-          </w:p>
-        </w:tc>
-        <w:tc>
-          <w:tcPr>
-            <w:tcW w:type="dxa" w:w="1361"/>
-          </w:tcPr>
-          <w:p>
-            <w:pPr>
-              <w:spacing w:before="20" w:after="20"/>
-            </w:pPr>
-            <w:r/>
-            <w:r>
-              <w:rPr>
-                <w:rFonts w:ascii="宋体" w:hAnsi="宋体" w:eastAsia="宋体"/>
-                <w:b w:val="0"/>
-                <w:sz w:val="18"/>
-              </w:rPr>
-              <w:t>❌ 不符合</w:t>
-            </w:r>
-          </w:p>
-        </w:tc>
-        <w:tc>
-          <w:tcPr>
-            <w:tcW w:type="dxa" w:w="3458"/>
-          </w:tcPr>
-          <w:p>
-            <w:pPr>
-              <w:spacing w:before="20" w:after="20"/>
-            </w:pPr>
-            <w:r/>
-            <w:r>
-              <w:rPr>
-                <w:rFonts w:ascii="宋体" w:hAnsi="宋体" w:eastAsia="宋体"/>
-                <w:b w:val="0"/>
-                <w:sz w:val="18"/>
-              </w:rPr>
-              <w:t>应绑定管理面 ACL，仅放通运维网段</w:t>
-            </w:r>
-          </w:p>
-        </w:tc>
-      </w:tr>
-      <w:tr>
-        <w:tc>
-          <w:tcPr>
-            <w:tcW w:type="dxa" w:w="850"/>
-          </w:tcPr>
-          <w:p>
-            <w:pPr>
-              <w:spacing w:before="20" w:after="20"/>
-            </w:pPr>
-            <w:r/>
-            <w:r>
-              <w:rPr>
-                <w:rFonts w:ascii="宋体" w:hAnsi="宋体" w:eastAsia="宋体"/>
-                <w:b w:val="0"/>
-                <w:sz w:val="18"/>
-              </w:rPr>
-              <w:t>4</w:t>
-            </w:r>
-          </w:p>
-        </w:tc>
-        <w:tc>
-          <w:tcPr>
-            <w:tcW w:type="dxa" w:w="3969"/>
-          </w:tcPr>
-          <w:p>
-            <w:pPr>
-              <w:spacing w:before="20" w:after="20"/>
-            </w:pPr>
-            <w:r/>
-            <w:r>
-              <w:rPr>
-                <w:rFonts w:ascii="宋体" w:hAnsi="宋体" w:eastAsia="宋体"/>
-                <w:b w:val="0"/>
-                <w:sz w:val="18"/>
-              </w:rPr>
-              <w:t>办公 VLAN（Vlanif30）无访问控制</w:t>
-            </w:r>
-          </w:p>
-        </w:tc>
-        <w:tc>
-          <w:tcPr>
-            <w:tcW w:type="dxa" w:w="1361"/>
-          </w:tcPr>
-          <w:p>
-            <w:pPr>
-              <w:spacing w:before="20" w:after="20"/>
-            </w:pPr>
-            <w:r/>
-            <w:r>
-              <w:rPr>
-                <w:rFonts w:ascii="宋体" w:hAnsi="宋体" w:eastAsia="宋体"/>
-                <w:b w:val="0"/>
-                <w:sz w:val="18"/>
-              </w:rPr>
-              <w:t>❌ 不符合</w:t>
-            </w:r>
-          </w:p>
-        </w:tc>
-        <w:tc>
-          <w:tcPr>
-            <w:tcW w:type="dxa" w:w="3458"/>
-          </w:tcPr>
-          <w:p>
-            <w:pPr>
-              <w:spacing w:before="20" w:after="20"/>
-            </w:pPr>
-            <w:r/>
-            <w:r>
-              <w:rPr>
-                <w:rFonts w:ascii="宋体" w:hAnsi="宋体" w:eastAsia="宋体"/>
-                <w:b w:val="0"/>
-                <w:sz w:val="18"/>
-              </w:rPr>
-              <w:t>应限制办公网段对服务器区的访问</w:t>
-            </w:r>
-          </w:p>
-        </w:tc>
-      </w:tr>
-      <w:tr>
-        <w:tc>
-          <w:tcPr>
-            <w:tcW w:type="dxa" w:w="850"/>
-          </w:tcPr>
-          <w:p>
-            <w:pPr>
-              <w:spacing w:before="20" w:after="20"/>
-            </w:pPr>
-            <w:r/>
-            <w:r>
-              <w:rPr>
-                <w:rFonts w:ascii="宋体" w:hAnsi="宋体" w:eastAsia="宋体"/>
-                <w:b w:val="0"/>
-                <w:sz w:val="18"/>
-              </w:rPr>
-              <w:t>5</w:t>
-            </w:r>
-          </w:p>
-        </w:tc>
-        <w:tc>
-          <w:tcPr>
-            <w:tcW w:type="dxa" w:w="3969"/>
-          </w:tcPr>
-          <w:p>
-            <w:pPr>
-              <w:spacing w:before="20" w:after="20"/>
-            </w:pPr>
-            <w:r/>
-            <w:r>
-              <w:rPr>
-                <w:rFonts w:ascii="宋体" w:hAnsi="宋体" w:eastAsia="宋体"/>
-                <w:b w:val="0"/>
-                <w:sz w:val="18"/>
-              </w:rPr>
-              <w:t>空闲端口 Gi0/0/20 未 shutdown</w:t>
-            </w:r>
-          </w:p>
-        </w:tc>
-        <w:tc>
-          <w:tcPr>
-            <w:tcW w:type="dxa" w:w="1361"/>
-          </w:tcPr>
-          <w:p>
-            <w:pPr>
-              <w:spacing w:before="20" w:after="20"/>
-            </w:pPr>
-            <w:r/>
-            <w:r>
-              <w:rPr>
-                <w:rFonts w:ascii="宋体" w:hAnsi="宋体" w:eastAsia="宋体"/>
-                <w:b w:val="0"/>
-                <w:sz w:val="18"/>
-              </w:rPr>
-              <w:t>❌ 不符合</w:t>
-            </w:r>
-          </w:p>
-        </w:tc>
-        <w:tc>
-          <w:tcPr>
-            <w:tcW w:type="dxa" w:w="3458"/>
-          </w:tcPr>
-          <w:p>
-            <w:pPr>
-              <w:spacing w:before="20" w:after="20"/>
-            </w:pPr>
-            <w:r/>
-            <w:r>
-              <w:rPr>
-                <w:rFonts w:ascii="宋体" w:hAnsi="宋体" w:eastAsia="宋体"/>
-                <w:b w:val="0"/>
-                <w:sz w:val="18"/>
-              </w:rPr>
-              <w:t>未使用端口应关闭，防止非法接入</w:t>
-            </w:r>
-          </w:p>
-        </w:tc>
-      </w:tr>
-      <w:tr>
-        <w:tc>
-          <w:tcPr>
-            <w:tcW w:type="dxa" w:w="850"/>
-          </w:tcPr>
-          <w:p>
-            <w:pPr>
-              <w:spacing w:before="20" w:after="20"/>
-            </w:pPr>
-            <w:r/>
-            <w:r>
-              <w:rPr>
-                <w:rFonts w:ascii="宋体" w:hAnsi="宋体" w:eastAsia="宋体"/>
-                <w:b w:val="0"/>
-                <w:sz w:val="18"/>
-              </w:rPr>
-              <w:t>6</w:t>
-            </w:r>
-          </w:p>
-        </w:tc>
-        <w:tc>
-          <w:tcPr>
-            <w:tcW w:type="dxa" w:w="3969"/>
-          </w:tcPr>
-          <w:p>
-            <w:pPr>
-              <w:spacing w:before="20" w:after="20"/>
-            </w:pPr>
-            <w:r/>
-            <w:r>
-              <w:rPr>
-                <w:rFonts w:ascii="宋体" w:hAnsi="宋体" w:eastAsia="宋体"/>
-                <w:b w:val="0"/>
-                <w:sz w:val="18"/>
-              </w:rPr>
-              <w:t>Telnet / HTTP 明文管理已开启</w:t>
-            </w:r>
-          </w:p>
-        </w:tc>
-        <w:tc>
-          <w:tcPr>
-            <w:tcW w:type="dxa" w:w="1361"/>
-          </w:tcPr>
-          <w:p>
-            <w:pPr>
-              <w:spacing w:before="20" w:after="20"/>
-            </w:pPr>
-            <w:r/>
-            <w:r>
-              <w:rPr>
-                <w:rFonts w:ascii="宋体" w:hAnsi="宋体" w:eastAsia="宋体"/>
-                <w:b w:val="0"/>
-                <w:sz w:val="18"/>
-              </w:rPr>
-              <w:t>❌ 不符合</w:t>
-            </w:r>
-          </w:p>
-        </w:tc>
-        <w:tc>
-          <w:tcPr>
-            <w:tcW w:type="dxa" w:w="3458"/>
-          </w:tcPr>
-          <w:p>
-            <w:pPr>
-              <w:spacing w:before="20" w:after="20"/>
-            </w:pPr>
-            <w:r/>
-            <w:r>
-              <w:rPr>
-                <w:rFonts w:ascii="宋体" w:hAnsi="宋体" w:eastAsia="宋体"/>
-                <w:b w:val="0"/>
-                <w:sz w:val="18"/>
-              </w:rPr>
-              <w:t>应关闭明文协议，仅保留 stelnet + HTTPS</w:t>
-            </w:r>
-          </w:p>
-        </w:tc>
-      </w:tr>
-      <w:tr>
-        <w:tc>
-          <w:tcPr>
-            <w:tcW w:type="dxa" w:w="850"/>
-          </w:tcPr>
-          <w:p>
-            <w:pPr>
-              <w:spacing w:before="20" w:after="20"/>
-            </w:pPr>
-            <w:r/>
-            <w:r>
-              <w:rPr>
-                <w:rFonts w:ascii="宋体" w:hAnsi="宋体" w:eastAsia="宋体"/>
-                <w:b w:val="0"/>
-                <w:sz w:val="18"/>
-              </w:rPr>
-              <w:t>7</w:t>
-            </w:r>
-          </w:p>
-        </w:tc>
-        <w:tc>
-          <w:tcPr>
-            <w:tcW w:type="dxa" w:w="3969"/>
-          </w:tcPr>
-          <w:p>
-            <w:pPr>
-              <w:spacing w:before="20" w:after="20"/>
-            </w:pPr>
-            <w:r/>
-            <w:r>
-              <w:rPr>
-                <w:rFonts w:ascii="宋体" w:hAnsi="宋体" w:eastAsia="宋体"/>
-                <w:b w:val="0"/>
-                <w:sz w:val="18"/>
-              </w:rPr>
-              <w:t>日志仅保存 60 天</w:t>
-            </w:r>
-          </w:p>
-        </w:tc>
-        <w:tc>
-          <w:tcPr>
-            <w:tcW w:type="dxa" w:w="1361"/>
-          </w:tcPr>
-          <w:p>
-            <w:pPr>
-              <w:spacing w:before="20" w:after="20"/>
-            </w:pPr>
-            <w:r/>
-            <w:r>
-              <w:rPr>
-                <w:rFonts w:ascii="宋体" w:hAnsi="宋体" w:eastAsia="宋体"/>
-                <w:b w:val="0"/>
-                <w:sz w:val="18"/>
-              </w:rPr>
-              <w:t>❌ 不符合</w:t>
-            </w:r>
-          </w:p>
-        </w:tc>
-        <w:tc>
-          <w:tcPr>
-            <w:tcW w:type="dxa" w:w="3458"/>
-          </w:tcPr>
-          <w:p>
-            <w:pPr>
-              <w:spacing w:before="20" w:after="20"/>
-            </w:pPr>
-            <w:r/>
-            <w:r>
-              <w:rPr>
-                <w:rFonts w:ascii="宋体" w:hAnsi="宋体" w:eastAsia="宋体"/>
-                <w:b w:val="0"/>
-                <w:sz w:val="18"/>
-              </w:rPr>
-              <w:t>应不少于 180 天，并配置远程日志服务器</w:t>
-            </w:r>
-          </w:p>
-        </w:tc>
-      </w:tr>
-      <w:tr>
-        <w:tc>
-          <w:tcPr>
-            <w:tcW w:type="dxa" w:w="850"/>
-          </w:tcPr>
-          <w:p>
-            <w:pPr>
-              <w:spacing w:before="20" w:after="20"/>
-            </w:pPr>
-            <w:r/>
-            <w:r>
-              <w:rPr>
-                <w:rFonts w:ascii="宋体" w:hAnsi="宋体" w:eastAsia="宋体"/>
-                <w:b w:val="0"/>
-                <w:sz w:val="18"/>
-              </w:rPr>
-              <w:t>8</w:t>
-            </w:r>
-          </w:p>
-        </w:tc>
-        <w:tc>
-          <w:tcPr>
-            <w:tcW w:type="dxa" w:w="3969"/>
-          </w:tcPr>
-          <w:p>
-            <w:pPr>
-              <w:spacing w:before="20" w:after="20"/>
-            </w:pPr>
-            <w:r/>
-            <w:r>
-              <w:rPr>
-                <w:rFonts w:ascii="宋体" w:hAnsi="宋体" w:eastAsia="宋体"/>
-                <w:b w:val="0"/>
-                <w:sz w:val="18"/>
-              </w:rPr>
-              <w:t>ACL 3000 末尾默认拒绝</w:t>
-            </w:r>
-          </w:p>
-        </w:tc>
-        <w:tc>
-          <w:tcPr>
-            <w:tcW w:type="dxa" w:w="1361"/>
-          </w:tcPr>
-          <w:p>
-            <w:pPr>
-              <w:spacing w:before="20" w:after="20"/>
-            </w:pPr>
-            <w:r/>
-            <w:r>
-              <w:rPr>
-                <w:rFonts w:ascii="宋体" w:hAnsi="宋体" w:eastAsia="宋体"/>
-                <w:b w:val="0"/>
-                <w:sz w:val="18"/>
-              </w:rPr>
-              <w:t>✅ 符合</w:t>
-            </w:r>
-          </w:p>
-        </w:tc>
-        <w:tc>
-          <w:tcPr>
-            <w:tcW w:type="dxa" w:w="3458"/>
-          </w:tcPr>
-          <w:p>
-            <w:pPr>
-              <w:spacing w:before="20" w:after="20"/>
-            </w:pPr>
-            <w:r/>
-            <w:r>
-              <w:rPr>
-                <w:rFonts w:ascii="宋体" w:hAnsi="宋体" w:eastAsia="宋体"/>
-                <w:b w:val="0"/>
-                <w:sz w:val="18"/>
-              </w:rPr>
-              <w:t>放通管理网段访问服务器网段，其余拒绝</w:t>
-            </w:r>
-          </w:p>
-        </w:tc>
-      </w:tr>
-      <w:tr>
-        <w:tc>
-          <w:tcPr>
-            <w:tcW w:type="dxa" w:w="850"/>
-          </w:tcPr>
-          <w:p>
-            <w:pPr>
-              <w:spacing w:before="20" w:after="20"/>
-            </w:pPr>
-            <w:r/>
-            <w:r>
-              <w:rPr>
-                <w:rFonts w:ascii="宋体" w:hAnsi="宋体" w:eastAsia="宋体"/>
-                <w:b w:val="0"/>
-                <w:sz w:val="18"/>
-              </w:rPr>
-              <w:t>9</w:t>
-            </w:r>
-          </w:p>
-        </w:tc>
-        <w:tc>
-          <w:tcPr>
-            <w:tcW w:type="dxa" w:w="3969"/>
-          </w:tcPr>
-          <w:p>
-            <w:pPr>
-              <w:spacing w:before="20" w:after="20"/>
-            </w:pPr>
-            <w:r/>
-            <w:r>
-              <w:rPr>
-                <w:rFonts w:ascii="宋体" w:hAnsi="宋体" w:eastAsia="宋体"/>
-                <w:b w:val="0"/>
-                <w:sz w:val="18"/>
-              </w:rPr>
-              <w:t>STP BPDU 保护 / 根桥保护已开启</w:t>
-            </w:r>
-          </w:p>
-        </w:tc>
-        <w:tc>
-          <w:tcPr>
-            <w:tcW w:type="dxa" w:w="1361"/>
-          </w:tcPr>
-          <w:p>
-            <w:pPr>
-              <w:spacing w:before="20" w:after="20"/>
-            </w:pPr>
-            <w:r/>
-            <w:r>
-              <w:rPr>
-                <w:rFonts w:ascii="宋体" w:hAnsi="宋体" w:eastAsia="宋体"/>
-                <w:b w:val="0"/>
-                <w:sz w:val="18"/>
-              </w:rPr>
-              <w:t>✅ 符合</w:t>
-            </w:r>
-          </w:p>
-        </w:tc>
-        <w:tc>
-          <w:tcPr>
-            <w:tcW w:type="dxa" w:w="3458"/>
-          </w:tcPr>
-          <w:p>
-            <w:pPr>
-              <w:spacing w:before="20" w:after="20"/>
-            </w:pPr>
-            <w:r/>
-            <w:r>
-              <w:rPr>
-                <w:rFonts w:ascii="宋体" w:hAnsi="宋体" w:eastAsia="宋体"/>
-                <w:b w:val="0"/>
-                <w:sz w:val="18"/>
-              </w:rPr>
-              <w:t>可防 STP 优先级劫持</w:t>
-            </w:r>
-          </w:p>
-        </w:tc>
-      </w:tr>
-      <w:tr>
-        <w:tc>
-          <w:tcPr>
-            <w:tcW w:type="dxa" w:w="850"/>
-          </w:tcPr>
-          <w:p>
-            <w:pPr>
-              <w:spacing w:before="20" w:after="20"/>
-            </w:pPr>
-            <w:r/>
-            <w:r>
-              <w:rPr>
-                <w:rFonts w:ascii="宋体" w:hAnsi="宋体" w:eastAsia="宋体"/>
-                <w:b w:val="0"/>
-                <w:sz w:val="18"/>
-              </w:rPr>
-              <w:t>10</w:t>
-            </w:r>
-          </w:p>
-        </w:tc>
-        <w:tc>
-          <w:tcPr>
-            <w:tcW w:type="dxa" w:w="3969"/>
-          </w:tcPr>
-          <w:p>
-            <w:pPr>
-              <w:spacing w:before="20" w:after="20"/>
-            </w:pPr>
-            <w:r/>
-            <w:r>
-              <w:rPr>
-                <w:rFonts w:ascii="宋体" w:hAnsi="宋体" w:eastAsia="宋体"/>
-                <w:b w:val="0"/>
-                <w:sz w:val="18"/>
-              </w:rPr>
-              <w:t>Vlanif20 已绑定 traffic-filter</w:t>
-            </w:r>
-          </w:p>
-        </w:tc>
-        <w:tc>
-          <w:tcPr>
-            <w:tcW w:type="dxa" w:w="1361"/>
-          </w:tcPr>
-          <w:p>
-            <w:pPr>
-              <w:spacing w:before="20" w:after="20"/>
-            </w:pPr>
-            <w:r/>
-            <w:r>
-              <w:rPr>
-                <w:rFonts w:ascii="宋体" w:hAnsi="宋体" w:eastAsia="宋体"/>
-                <w:b w:val="0"/>
-                <w:sz w:val="18"/>
-              </w:rPr>
-              <w:t>✅ 符合</w:t>
-            </w:r>
-          </w:p>
-        </w:tc>
-        <w:tc>
-          <w:tcPr>
-            <w:tcW w:type="dxa" w:w="3458"/>
-          </w:tcPr>
-          <w:p>
-            <w:pPr>
-              <w:spacing w:before="20" w:after="20"/>
-            </w:pPr>
-            <w:r/>
-            <w:r>
-              <w:rPr>
-                <w:rFonts w:ascii="宋体" w:hAnsi="宋体" w:eastAsia="宋体"/>
-                <w:b w:val="0"/>
-                <w:sz w:val="18"/>
-              </w:rPr>
-              <w:t>服务器 VLAN 访问控制有效</w:t>
-            </w:r>
-          </w:p>
-        </w:tc>
-      </w:tr>
-    </w:tbl>
+    <w:p>
+      <w:pPr>
+        <w:spacing w:before="0" w:after="0" w:line="240" w:lineRule="auto"/>
+        <w:ind w:left="170"/>
+        <w:shd w:val="clear" w:fill="F7F7F7"/>
+      </w:pPr>
+      <w:r>
+        <w:rPr>
+          <w:rFonts w:ascii="Consolas" w:hAnsi="Consolas" w:eastAsia="宋体"/>
+          <w:b w:val="0"/>
+          <w:sz w:val="18"/>
+        </w:rPr>
+        <w:t xml:space="preserve">① 问题描述必须落到具体配置行（例：password-policy 中 password min-length 6），不得只写"配置不当"；</w:t>
+      </w:r>
+    </w:p>
+    <w:p>
+      <w:pPr>
+        <w:spacing w:before="0" w:after="0" w:line="240" w:lineRule="auto"/>
+        <w:ind w:left="170"/>
+        <w:shd w:val="clear" w:fill="F7F7F7"/>
+      </w:pPr>
+      <w:r>
+        <w:rPr>
+          <w:rFonts w:ascii="Consolas" w:hAnsi="Consolas" w:eastAsia="宋体"/>
+          <w:b w:val="0"/>
+          <w:sz w:val="18"/>
+        </w:rPr>
+        <w:t xml:space="preserve">② 每条判定都要能回答"这一行在哪个配置视图下、原值是多少、要求值是多少"；</w:t>
+      </w:r>
+    </w:p>
+    <w:p>
+      <w:pPr>
+        <w:spacing w:before="0" w:after="0" w:line="240" w:lineRule="auto"/>
+        <w:ind w:left="170"/>
+        <w:shd w:val="clear" w:fill="F7F7F7"/>
+      </w:pPr>
+      <w:r>
+        <w:rPr>
+          <w:rFonts w:ascii="Consolas" w:hAnsi="Consolas" w:eastAsia="宋体"/>
+          <w:b w:val="0"/>
+          <w:sz w:val="18"/>
+        </w:rPr>
+        <w:t xml:space="preserve">③ "符合"项也要写判定结论，不要留空——测评记录表不允许出现空白行。</w:t>
+      </w:r>
+    </w:p>
     <w:sectPr>
       <w:pgSz w:w="12240" w:h="15840"/>
       <w:pgMar w:top="1134" w:right="1134" w:bottom="1134" w:left="1134" w:header="720" w:footer="720" w:gutter="0"/>
